--- a/Наладчик контрольно-измерительных приборов и автоматики/повышение квалификации 14919 Наладчик контрольно-измерительных приборов и автоматики/Лекции МДК 01.01  09 Технология проведения испытаний КИПиА.docx
+++ b/Наладчик контрольно-измерительных приборов и автоматики/повышение квалификации 14919 Наладчик контрольно-измерительных приборов и автоматики/Лекции МДК 01.01  09 Технология проведения испытаний КИПиА.docx
@@ -29,7 +29,7 @@
           <w:i/>
           <w:sz w:val="28"/>
         </w:rPr>
-        <w:t>(повышения квалификации на 6-7 разряды)</w:t>
+        <w:t>Для профессии 14919 «Наладчик контрольно-измерительных приборов и автоматики» (повышения квалификации на 6-7 разряды)</w:t>
       </w:r>
     </w:p>
     <w:p>

--- a/Наладчик контрольно-измерительных приборов и автоматики/повышение квалификации 14919 Наладчик контрольно-измерительных приборов и автоматики/Лекции МДК 01.01  09 Технология проведения испытаний КИПиА.docx
+++ b/Наладчик контрольно-измерительных приборов и автоматики/повышение квалификации 14919 Наладчик контрольно-измерительных приборов и автоматики/Лекции МДК 01.01  09 Технология проведения испытаний КИПиА.docx
@@ -291,6 +291,849 @@
       <w:pPr>
         <w:spacing w:before="240" w:after="120" w:line="360" w:lineRule="auto"/>
       </w:pPr>
+    </w:p>
+    <w:p/>
+    <w:tbl>
+      <w:tblPr>
+        <w:tblStyle w:val="TableGrid"/>
+        <w:tblW w:type="auto" w:w="0"/>
+        <w:jc w:val="center"/>
+        <w:tblLook w:firstColumn="1" w:firstRow="1" w:lastColumn="0" w:lastRow="0" w:noHBand="0" w:noVBand="1" w:val="04A0"/>
+      </w:tblPr>
+      <w:tblGrid>
+        <w:gridCol w:w="2339"/>
+        <w:gridCol w:w="2339"/>
+        <w:gridCol w:w="2339"/>
+        <w:gridCol w:w="2339"/>
+      </w:tblGrid>
+      <w:tr>
+        <w:tc>
+          <w:tcPr>
+            <w:tcW w:type="dxa" w:w="2339"/>
+          </w:tcPr>
+          <w:p>
+            <w:pPr>
+              <w:jc w:val="center"/>
+            </w:pPr>
+            <w:r>
+              <w:rPr>
+                <w:b/>
+                <w:sz w:val="18"/>
+              </w:rPr>
+              <w:t>Этап</w:t>
+            </w:r>
+          </w:p>
+        </w:tc>
+        <w:tc>
+          <w:tcPr>
+            <w:tcW w:type="dxa" w:w="2339"/>
+          </w:tcPr>
+          <w:p>
+            <w:pPr>
+              <w:jc w:val="center"/>
+            </w:pPr>
+            <w:r>
+              <w:rPr>
+                <w:b/>
+                <w:sz w:val="18"/>
+              </w:rPr>
+              <w:t>Содержание работ</w:t>
+            </w:r>
+          </w:p>
+        </w:tc>
+        <w:tc>
+          <w:tcPr>
+            <w:tcW w:type="dxa" w:w="2339"/>
+          </w:tcPr>
+          <w:p>
+            <w:pPr>
+              <w:jc w:val="center"/>
+            </w:pPr>
+            <w:r>
+              <w:rPr>
+                <w:b/>
+                <w:sz w:val="18"/>
+              </w:rPr>
+              <w:t>Критерий приёмки</w:t>
+            </w:r>
+          </w:p>
+        </w:tc>
+        <w:tc>
+          <w:tcPr>
+            <w:tcW w:type="dxa" w:w="2339"/>
+          </w:tcPr>
+          <w:p>
+            <w:pPr>
+              <w:jc w:val="center"/>
+            </w:pPr>
+            <w:r>
+              <w:rPr>
+                <w:b/>
+                <w:sz w:val="18"/>
+              </w:rPr>
+              <w:t>Ответственный</w:t>
+            </w:r>
+          </w:p>
+        </w:tc>
+      </w:tr>
+      <w:tr>
+        <w:tc>
+          <w:tcPr>
+            <w:tcW w:type="dxa" w:w="2339"/>
+          </w:tcPr>
+          <w:p>
+            <w:r>
+              <w:rPr>
+                <w:sz w:val="18"/>
+              </w:rPr>
+              <w:t>1. Подготовка</w:t>
+            </w:r>
+          </w:p>
+        </w:tc>
+        <w:tc>
+          <w:tcPr>
+            <w:tcW w:type="dxa" w:w="2339"/>
+          </w:tcPr>
+          <w:p>
+            <w:r>
+              <w:rPr>
+                <w:sz w:val="18"/>
+              </w:rPr>
+              <w:t>Проверка готовности объекта, инструктаж</w:t>
+            </w:r>
+          </w:p>
+        </w:tc>
+        <w:tc>
+          <w:tcPr>
+            <w:tcW w:type="dxa" w:w="2339"/>
+          </w:tcPr>
+          <w:p>
+            <w:r>
+              <w:rPr>
+                <w:sz w:val="18"/>
+              </w:rPr>
+              <w:t>Акт готовности</w:t>
+            </w:r>
+          </w:p>
+        </w:tc>
+        <w:tc>
+          <w:tcPr>
+            <w:tcW w:type="dxa" w:w="2339"/>
+          </w:tcPr>
+          <w:p>
+            <w:r>
+              <w:rPr>
+                <w:sz w:val="18"/>
+              </w:rPr>
+              <w:t>Руководитель наладки</w:t>
+            </w:r>
+          </w:p>
+        </w:tc>
+      </w:tr>
+      <w:tr>
+        <w:tc>
+          <w:tcPr>
+            <w:tcW w:type="dxa" w:w="2339"/>
+          </w:tcPr>
+          <w:p>
+            <w:r>
+              <w:rPr>
+                <w:sz w:val="18"/>
+              </w:rPr>
+              <w:t>2. Холостой ход</w:t>
+            </w:r>
+          </w:p>
+        </w:tc>
+        <w:tc>
+          <w:tcPr>
+            <w:tcW w:type="dxa" w:w="2339"/>
+          </w:tcPr>
+          <w:p>
+            <w:r>
+              <w:rPr>
+                <w:sz w:val="18"/>
+              </w:rPr>
+              <w:t>Проверка работы без нагрузки</w:t>
+            </w:r>
+          </w:p>
+        </w:tc>
+        <w:tc>
+          <w:tcPr>
+            <w:tcW w:type="dxa" w:w="2339"/>
+          </w:tcPr>
+          <w:p>
+            <w:r>
+              <w:rPr>
+                <w:sz w:val="18"/>
+              </w:rPr>
+              <w:t>Параметры в пределах нормы</w:t>
+            </w:r>
+          </w:p>
+        </w:tc>
+        <w:tc>
+          <w:tcPr>
+            <w:tcW w:type="dxa" w:w="2339"/>
+          </w:tcPr>
+          <w:p>
+            <w:r>
+              <w:rPr>
+                <w:sz w:val="18"/>
+              </w:rPr>
+              <w:t>Наладчик 6-7 р.</w:t>
+            </w:r>
+          </w:p>
+        </w:tc>
+      </w:tr>
+      <w:tr>
+        <w:tc>
+          <w:tcPr>
+            <w:tcW w:type="dxa" w:w="2339"/>
+          </w:tcPr>
+          <w:p>
+            <w:r>
+              <w:rPr>
+                <w:sz w:val="18"/>
+              </w:rPr>
+              <w:t>3. Под нагрузкой</w:t>
+            </w:r>
+          </w:p>
+        </w:tc>
+        <w:tc>
+          <w:tcPr>
+            <w:tcW w:type="dxa" w:w="2339"/>
+          </w:tcPr>
+          <w:p>
+            <w:r>
+              <w:rPr>
+                <w:sz w:val="18"/>
+              </w:rPr>
+              <w:t>Проверка при рабочих параметрах</w:t>
+            </w:r>
+          </w:p>
+        </w:tc>
+        <w:tc>
+          <w:tcPr>
+            <w:tcW w:type="dxa" w:w="2339"/>
+          </w:tcPr>
+          <w:p>
+            <w:r>
+              <w:rPr>
+                <w:sz w:val="18"/>
+              </w:rPr>
+              <w:t>Погрешность ≤ допуска</w:t>
+            </w:r>
+          </w:p>
+        </w:tc>
+        <w:tc>
+          <w:tcPr>
+            <w:tcW w:type="dxa" w:w="2339"/>
+          </w:tcPr>
+          <w:p>
+            <w:r>
+              <w:rPr>
+                <w:sz w:val="18"/>
+              </w:rPr>
+              <w:t>Наладчик 6-7 р.</w:t>
+            </w:r>
+          </w:p>
+        </w:tc>
+      </w:tr>
+      <w:tr>
+        <w:tc>
+          <w:tcPr>
+            <w:tcW w:type="dxa" w:w="2339"/>
+          </w:tcPr>
+          <w:p>
+            <w:r>
+              <w:rPr>
+                <w:sz w:val="18"/>
+              </w:rPr>
+              <w:t>4. На рабочих режимах</w:t>
+            </w:r>
+          </w:p>
+        </w:tc>
+        <w:tc>
+          <w:tcPr>
+            <w:tcW w:type="dxa" w:w="2339"/>
+          </w:tcPr>
+          <w:p>
+            <w:r>
+              <w:rPr>
+                <w:sz w:val="18"/>
+              </w:rPr>
+              <w:t>Проверка на всех режимах</w:t>
+            </w:r>
+          </w:p>
+        </w:tc>
+        <w:tc>
+          <w:tcPr>
+            <w:tcW w:type="dxa" w:w="2339"/>
+          </w:tcPr>
+          <w:p>
+            <w:r>
+              <w:rPr>
+                <w:sz w:val="18"/>
+              </w:rPr>
+              <w:t>Стабильность показаний</w:t>
+            </w:r>
+          </w:p>
+        </w:tc>
+        <w:tc>
+          <w:tcPr>
+            <w:tcW w:type="dxa" w:w="2339"/>
+          </w:tcPr>
+          <w:p>
+            <w:r>
+              <w:rPr>
+                <w:sz w:val="18"/>
+              </w:rPr>
+              <w:t>Наладчик 6-7 р.</w:t>
+            </w:r>
+          </w:p>
+        </w:tc>
+      </w:tr>
+      <w:tr>
+        <w:tc>
+          <w:tcPr>
+            <w:tcW w:type="dxa" w:w="2339"/>
+          </w:tcPr>
+          <w:p>
+            <w:r>
+              <w:rPr>
+                <w:sz w:val="18"/>
+              </w:rPr>
+              <w:t>5. В экстремальных режимах</w:t>
+            </w:r>
+          </w:p>
+        </w:tc>
+        <w:tc>
+          <w:tcPr>
+            <w:tcW w:type="dxa" w:w="2339"/>
+          </w:tcPr>
+          <w:p>
+            <w:r>
+              <w:rPr>
+                <w:sz w:val="18"/>
+              </w:rPr>
+              <w:t>Проверка защит и блокировок</w:t>
+            </w:r>
+          </w:p>
+        </w:tc>
+        <w:tc>
+          <w:tcPr>
+            <w:tcW w:type="dxa" w:w="2339"/>
+          </w:tcPr>
+          <w:p>
+            <w:r>
+              <w:rPr>
+                <w:sz w:val="18"/>
+              </w:rPr>
+              <w:t>Срабатывание 100% защит</w:t>
+            </w:r>
+          </w:p>
+        </w:tc>
+        <w:tc>
+          <w:tcPr>
+            <w:tcW w:type="dxa" w:w="2339"/>
+          </w:tcPr>
+          <w:p>
+            <w:r>
+              <w:rPr>
+                <w:sz w:val="18"/>
+              </w:rPr>
+              <w:t>Комиссия</w:t>
+            </w:r>
+          </w:p>
+        </w:tc>
+      </w:tr>
+    </w:tbl>
+    <w:p>
+      <w:pPr>
+        <w:jc w:val="center"/>
+      </w:pPr>
+      <w:r>
+        <w:rPr>
+          <w:b/>
+          <w:i w:val="0"/>
+          <w:sz w:val="20"/>
+        </w:rPr>
+        <w:t>Таблица 2. Программа натурных испытаний системы КИПиА</w:t>
+      </w:r>
+    </w:p>
+    <w:p/>
+    <w:tbl>
+      <w:tblPr>
+        <w:tblStyle w:val="TableGrid"/>
+        <w:tblW w:type="auto" w:w="0"/>
+        <w:jc w:val="center"/>
+        <w:tblLook w:firstColumn="1" w:firstRow="1" w:lastColumn="0" w:lastRow="0" w:noHBand="0" w:noVBand="1" w:val="04A0"/>
+      </w:tblPr>
+      <w:tblGrid>
+        <w:gridCol w:w="2339"/>
+        <w:gridCol w:w="2339"/>
+        <w:gridCol w:w="2339"/>
+        <w:gridCol w:w="2339"/>
+      </w:tblGrid>
+      <w:tr>
+        <w:tc>
+          <w:tcPr>
+            <w:tcW w:type="dxa" w:w="2339"/>
+          </w:tcPr>
+          <w:p>
+            <w:pPr>
+              <w:jc w:val="center"/>
+            </w:pPr>
+            <w:r>
+              <w:rPr>
+                <w:b/>
+                <w:sz w:val="18"/>
+              </w:rPr>
+              <w:t>Вид испытания</w:t>
+            </w:r>
+          </w:p>
+        </w:tc>
+        <w:tc>
+          <w:tcPr>
+            <w:tcW w:type="dxa" w:w="2339"/>
+          </w:tcPr>
+          <w:p>
+            <w:pPr>
+              <w:jc w:val="center"/>
+            </w:pPr>
+            <w:r>
+              <w:rPr>
+                <w:b/>
+                <w:sz w:val="18"/>
+              </w:rPr>
+              <w:t>Цель</w:t>
+            </w:r>
+          </w:p>
+        </w:tc>
+        <w:tc>
+          <w:tcPr>
+            <w:tcW w:type="dxa" w:w="2339"/>
+          </w:tcPr>
+          <w:p>
+            <w:pPr>
+              <w:jc w:val="center"/>
+            </w:pPr>
+            <w:r>
+              <w:rPr>
+                <w:b/>
+                <w:sz w:val="18"/>
+              </w:rPr>
+              <w:t>Методика</w:t>
+            </w:r>
+          </w:p>
+        </w:tc>
+        <w:tc>
+          <w:tcPr>
+            <w:tcW w:type="dxa" w:w="2339"/>
+          </w:tcPr>
+          <w:p>
+            <w:pPr>
+              <w:jc w:val="center"/>
+            </w:pPr>
+            <w:r>
+              <w:rPr>
+                <w:b/>
+                <w:sz w:val="18"/>
+              </w:rPr>
+              <w:t>Длительность</w:t>
+            </w:r>
+          </w:p>
+        </w:tc>
+      </w:tr>
+      <w:tr>
+        <w:tc>
+          <w:tcPr>
+            <w:tcW w:type="dxa" w:w="2339"/>
+          </w:tcPr>
+          <w:p>
+            <w:r>
+              <w:rPr>
+                <w:sz w:val="18"/>
+              </w:rPr>
+              <w:t>Стендовые</w:t>
+            </w:r>
+          </w:p>
+        </w:tc>
+        <w:tc>
+          <w:tcPr>
+            <w:tcW w:type="dxa" w:w="2339"/>
+          </w:tcPr>
+          <w:p>
+            <w:r>
+              <w:rPr>
+                <w:sz w:val="18"/>
+              </w:rPr>
+              <w:t>Проверка параметров в лабораторных условиях</w:t>
+            </w:r>
+          </w:p>
+        </w:tc>
+        <w:tc>
+          <w:tcPr>
+            <w:tcW w:type="dxa" w:w="2339"/>
+          </w:tcPr>
+          <w:p>
+            <w:r>
+              <w:rPr>
+                <w:sz w:val="18"/>
+              </w:rPr>
+              <w:t>ГОСТ 12997-84</w:t>
+            </w:r>
+          </w:p>
+        </w:tc>
+        <w:tc>
+          <w:tcPr>
+            <w:tcW w:type="dxa" w:w="2339"/>
+          </w:tcPr>
+          <w:p>
+            <w:r>
+              <w:rPr>
+                <w:sz w:val="18"/>
+              </w:rPr>
+              <w:t>8—16 ч</w:t>
+            </w:r>
+          </w:p>
+        </w:tc>
+      </w:tr>
+      <w:tr>
+        <w:tc>
+          <w:tcPr>
+            <w:tcW w:type="dxa" w:w="2339"/>
+          </w:tcPr>
+          <w:p>
+            <w:r>
+              <w:rPr>
+                <w:sz w:val="18"/>
+              </w:rPr>
+              <w:t>Натурные</w:t>
+            </w:r>
+          </w:p>
+        </w:tc>
+        <w:tc>
+          <w:tcPr>
+            <w:tcW w:type="dxa" w:w="2339"/>
+          </w:tcPr>
+          <w:p>
+            <w:r>
+              <w:rPr>
+                <w:sz w:val="18"/>
+              </w:rPr>
+              <w:t>Проверка в реальных условиях эксплуатации</w:t>
+            </w:r>
+          </w:p>
+        </w:tc>
+        <w:tc>
+          <w:tcPr>
+            <w:tcW w:type="dxa" w:w="2339"/>
+          </w:tcPr>
+          <w:p>
+            <w:r>
+              <w:rPr>
+                <w:sz w:val="18"/>
+              </w:rPr>
+              <w:t>Программа испытаний</w:t>
+            </w:r>
+          </w:p>
+        </w:tc>
+        <w:tc>
+          <w:tcPr>
+            <w:tcW w:type="dxa" w:w="2339"/>
+          </w:tcPr>
+          <w:p>
+            <w:r>
+              <w:rPr>
+                <w:sz w:val="18"/>
+              </w:rPr>
+              <w:t>16—24 ч</w:t>
+            </w:r>
+          </w:p>
+        </w:tc>
+      </w:tr>
+      <w:tr>
+        <w:tc>
+          <w:tcPr>
+            <w:tcW w:type="dxa" w:w="2339"/>
+          </w:tcPr>
+          <w:p>
+            <w:r>
+              <w:rPr>
+                <w:sz w:val="18"/>
+              </w:rPr>
+              <w:t>Климатические</w:t>
+            </w:r>
+          </w:p>
+        </w:tc>
+        <w:tc>
+          <w:tcPr>
+            <w:tcW w:type="dxa" w:w="2339"/>
+          </w:tcPr>
+          <w:p>
+            <w:r>
+              <w:rPr>
+                <w:sz w:val="18"/>
+              </w:rPr>
+              <w:t>Проверка работоспособности при t° и влажности</w:t>
+            </w:r>
+          </w:p>
+        </w:tc>
+        <w:tc>
+          <w:tcPr>
+            <w:tcW w:type="dxa" w:w="2339"/>
+          </w:tcPr>
+          <w:p>
+            <w:r>
+              <w:rPr>
+                <w:sz w:val="18"/>
+              </w:rPr>
+              <w:t>ГОСТ 28198-90</w:t>
+            </w:r>
+          </w:p>
+        </w:tc>
+        <w:tc>
+          <w:tcPr>
+            <w:tcW w:type="dxa" w:w="2339"/>
+          </w:tcPr>
+          <w:p>
+            <w:r>
+              <w:rPr>
+                <w:sz w:val="18"/>
+              </w:rPr>
+              <w:t>24—72 ч</w:t>
+            </w:r>
+          </w:p>
+        </w:tc>
+      </w:tr>
+      <w:tr>
+        <w:tc>
+          <w:tcPr>
+            <w:tcW w:type="dxa" w:w="2339"/>
+          </w:tcPr>
+          <w:p>
+            <w:r>
+              <w:rPr>
+                <w:sz w:val="18"/>
+              </w:rPr>
+              <w:t>Вибрационные</w:t>
+            </w:r>
+          </w:p>
+        </w:tc>
+        <w:tc>
+          <w:tcPr>
+            <w:tcW w:type="dxa" w:w="2339"/>
+          </w:tcPr>
+          <w:p>
+            <w:r>
+              <w:rPr>
+                <w:sz w:val="18"/>
+              </w:rPr>
+              <w:t>Проверка устойчивости к вибрации</w:t>
+            </w:r>
+          </w:p>
+        </w:tc>
+        <w:tc>
+          <w:tcPr>
+            <w:tcW w:type="dxa" w:w="2339"/>
+          </w:tcPr>
+          <w:p>
+            <w:r>
+              <w:rPr>
+                <w:sz w:val="18"/>
+              </w:rPr>
+              <w:t>ГОСТ 28203-2007</w:t>
+            </w:r>
+          </w:p>
+        </w:tc>
+        <w:tc>
+          <w:tcPr>
+            <w:tcW w:type="dxa" w:w="2339"/>
+          </w:tcPr>
+          <w:p>
+            <w:r>
+              <w:rPr>
+                <w:sz w:val="18"/>
+              </w:rPr>
+              <w:t>4—8 ч</w:t>
+            </w:r>
+          </w:p>
+        </w:tc>
+      </w:tr>
+      <w:tr>
+        <w:tc>
+          <w:tcPr>
+            <w:tcW w:type="dxa" w:w="2339"/>
+          </w:tcPr>
+          <w:p>
+            <w:r>
+              <w:rPr>
+                <w:sz w:val="18"/>
+              </w:rPr>
+              <w:t>На электромагнитную совместимость</w:t>
+            </w:r>
+          </w:p>
+        </w:tc>
+        <w:tc>
+          <w:tcPr>
+            <w:tcW w:type="dxa" w:w="2339"/>
+          </w:tcPr>
+          <w:p>
+            <w:r>
+              <w:rPr>
+                <w:sz w:val="18"/>
+              </w:rPr>
+              <w:t>Проверка помехоустойчивости</w:t>
+            </w:r>
+          </w:p>
+        </w:tc>
+        <w:tc>
+          <w:tcPr>
+            <w:tcW w:type="dxa" w:w="2339"/>
+          </w:tcPr>
+          <w:p>
+            <w:r>
+              <w:rPr>
+                <w:sz w:val="18"/>
+              </w:rPr>
+              <w:t>ГОСТ Р 51317</w:t>
+            </w:r>
+          </w:p>
+        </w:tc>
+        <w:tc>
+          <w:tcPr>
+            <w:tcW w:type="dxa" w:w="2339"/>
+          </w:tcPr>
+          <w:p>
+            <w:r>
+              <w:rPr>
+                <w:sz w:val="18"/>
+              </w:rPr>
+              <w:t>8—16 ч</w:t>
+            </w:r>
+          </w:p>
+        </w:tc>
+      </w:tr>
+      <w:tr>
+        <w:tc>
+          <w:tcPr>
+            <w:tcW w:type="dxa" w:w="2339"/>
+          </w:tcPr>
+          <w:p>
+            <w:r>
+              <w:rPr>
+                <w:sz w:val="18"/>
+              </w:rPr>
+              <w:t>Приёмосдаточные</w:t>
+            </w:r>
+          </w:p>
+        </w:tc>
+        <w:tc>
+          <w:tcPr>
+            <w:tcW w:type="dxa" w:w="2339"/>
+          </w:tcPr>
+          <w:p>
+            <w:r>
+              <w:rPr>
+                <w:sz w:val="18"/>
+              </w:rPr>
+              <w:t>Подтверждение соответствия требованиям ТУ</w:t>
+            </w:r>
+          </w:p>
+        </w:tc>
+        <w:tc>
+          <w:tcPr>
+            <w:tcW w:type="dxa" w:w="2339"/>
+          </w:tcPr>
+          <w:p>
+            <w:r>
+              <w:rPr>
+                <w:sz w:val="18"/>
+              </w:rPr>
+              <w:t>ТУ на прибор</w:t>
+            </w:r>
+          </w:p>
+        </w:tc>
+        <w:tc>
+          <w:tcPr>
+            <w:tcW w:type="dxa" w:w="2339"/>
+          </w:tcPr>
+          <w:p>
+            <w:r>
+              <w:rPr>
+                <w:sz w:val="18"/>
+              </w:rPr>
+              <w:t>4—12 ч</w:t>
+            </w:r>
+          </w:p>
+        </w:tc>
+      </w:tr>
+    </w:tbl>
+    <w:p>
+      <w:pPr>
+        <w:jc w:val="center"/>
+      </w:pPr>
+      <w:r>
+        <w:rPr>
+          <w:b/>
+          <w:i w:val="0"/>
+          <w:sz w:val="20"/>
+        </w:rPr>
+        <w:t>Таблица 1. Виды испытаний КИПиА (6-7 разряд)</w:t>
+      </w:r>
+    </w:p>
+    <w:p/>
+    <w:p>
+      <w:pPr>
+        <w:jc w:val="center"/>
+      </w:pPr>
+      <w:r>
+        <w:drawing>
+          <wp:inline xmlns:a="http://schemas.openxmlformats.org/drawingml/2006/main" xmlns:pic="http://schemas.openxmlformats.org/drawingml/2006/picture">
+            <wp:extent cx="4572000" cy="2712987"/>
+            <wp:docPr id="1" name="Picture 1"/>
+            <wp:cNvGraphicFramePr>
+              <a:graphicFrameLocks noChangeAspect="1"/>
+            </wp:cNvGraphicFramePr>
+            <a:graphic>
+              <a:graphicData uri="http://schemas.openxmlformats.org/drawingml/2006/picture">
+                <pic:pic>
+                  <pic:nvPicPr>
+                    <pic:cNvPr id="0" name="kpk_mdk09.png"/>
+                    <pic:cNvPicPr/>
+                  </pic:nvPicPr>
+                  <pic:blipFill>
+                    <a:blip r:embed="rId9"/>
+                    <a:stretch>
+                      <a:fillRect/>
+                    </a:stretch>
+                  </pic:blipFill>
+                  <pic:spPr>
+                    <a:xfrm>
+                      <a:off x="0" y="0"/>
+                      <a:ext cx="4572000" cy="2712987"/>
+                    </a:xfrm>
+                    <a:prstGeom prst="rect"/>
+                  </pic:spPr>
+                </pic:pic>
+              </a:graphicData>
+            </a:graphic>
+          </wp:inline>
+        </w:drawing>
+      </w:r>
+    </w:p>
+    <w:p>
+      <w:pPr>
+        <w:jc w:val="center"/>
+      </w:pPr>
+      <w:r>
+        <w:rPr>
+          <w:b w:val="0"/>
+          <w:i/>
+          <w:sz w:val="20"/>
+        </w:rPr>
+        <w:t>Рисунок 1. Продолжительность различных видов испытаний КИПиА</w:t>
+      </w:r>
     </w:p>
     <w:p>
       <w:pPr>
